--- a/Notes/Day 1.docx
+++ b/Notes/Day 1.docx
@@ -1051,60 +1051,33 @@
         <w:spacing w:after="0"/>
       </w:pPr>
       <w:r>
-        <w:t xml:space="preserve">Python </w:t>
-      </w:r>
-      <w:r>
-        <w:t>1.</w:t>
-      </w:r>
-      <w:r>
-        <w:t>0 – 199</w:t>
-      </w:r>
-      <w:r>
-        <w:t>4</w:t>
-      </w:r>
-    </w:p>
-    <w:p>
-      <w:pPr>
-        <w:pStyle w:val="ListParagraph"/>
-        <w:numPr>
-          <w:ilvl w:val="1"/>
-          <w:numId w:val="1"/>
-        </w:numPr>
-        <w:spacing w:after="0"/>
-      </w:pPr>
-      <w:r>
-        <w:t xml:space="preserve">Python </w:t>
-      </w:r>
-      <w:r>
-        <w:t>2.</w:t>
-      </w:r>
-      <w:r>
-        <w:t xml:space="preserve">0 – </w:t>
-      </w:r>
-      <w:r>
-        <w:t>2000</w:t>
-      </w:r>
-    </w:p>
-    <w:p>
-      <w:pPr>
-        <w:pStyle w:val="ListParagraph"/>
-        <w:numPr>
-          <w:ilvl w:val="1"/>
-          <w:numId w:val="1"/>
-        </w:numPr>
-        <w:spacing w:after="0"/>
-      </w:pPr>
-      <w:r>
-        <w:t xml:space="preserve">Python </w:t>
-      </w:r>
-      <w:r>
-        <w:t>3.</w:t>
-      </w:r>
-      <w:r>
-        <w:t xml:space="preserve">0 – </w:t>
-      </w:r>
-      <w:r>
-        <w:t>2008</w:t>
+        <w:t>Python 1.0 – 1994</w:t>
+      </w:r>
+    </w:p>
+    <w:p>
+      <w:pPr>
+        <w:pStyle w:val="ListParagraph"/>
+        <w:numPr>
+          <w:ilvl w:val="1"/>
+          <w:numId w:val="1"/>
+        </w:numPr>
+        <w:spacing w:after="0"/>
+      </w:pPr>
+      <w:r>
+        <w:t>Python 2.0 – 2000</w:t>
+      </w:r>
+    </w:p>
+    <w:p>
+      <w:pPr>
+        <w:pStyle w:val="ListParagraph"/>
+        <w:numPr>
+          <w:ilvl w:val="1"/>
+          <w:numId w:val="1"/>
+        </w:numPr>
+        <w:spacing w:after="0"/>
+      </w:pPr>
+      <w:r>
+        <w:t>Python 3.0 – 2008</w:t>
       </w:r>
     </w:p>
     <w:p>
@@ -2549,43 +2522,25 @@
           <w:b/>
           <w:bCs/>
         </w:rPr>
-        <w:t>Conditional Statements</w:t>
-      </w:r>
-    </w:p>
-    <w:p>
-      <w:pPr>
-        <w:spacing w:after="0"/>
-        <w:ind w:left="1440"/>
-      </w:pPr>
-      <w:r>
-        <w:t>• if</w:t>
-      </w:r>
-    </w:p>
-    <w:p>
-      <w:pPr>
-        <w:spacing w:after="0"/>
-        <w:ind w:left="1440"/>
-      </w:pPr>
-      <w:r>
-        <w:t>• if-else</w:t>
-      </w:r>
-    </w:p>
-    <w:p>
-      <w:pPr>
-        <w:spacing w:after="0"/>
-        <w:ind w:left="1440"/>
-      </w:pPr>
-      <w:r>
-        <w:t>• if-elif-else</w:t>
-      </w:r>
-    </w:p>
-    <w:p>
-      <w:pPr>
-        <w:spacing w:after="0"/>
-        <w:ind w:left="1440"/>
-      </w:pPr>
-      <w:r>
-        <w:t>• Nested conditions</w:t>
+        <w:t>Looping Statements</w:t>
+      </w:r>
+    </w:p>
+    <w:p>
+      <w:pPr>
+        <w:spacing w:after="0"/>
+        <w:ind w:left="1440"/>
+      </w:pPr>
+      <w:r>
+        <w:t>• for loop</w:t>
+      </w:r>
+    </w:p>
+    <w:p>
+      <w:pPr>
+        <w:spacing w:after="0"/>
+        <w:ind w:left="1440"/>
+      </w:pPr>
+      <w:r>
+        <w:t>• while loop</w:t>
       </w:r>
     </w:p>
     <w:p>
@@ -2602,25 +2557,34 @@
           <w:b/>
           <w:bCs/>
         </w:rPr>
-        <w:t>Looping Statements</w:t>
-      </w:r>
-    </w:p>
-    <w:p>
-      <w:pPr>
-        <w:spacing w:after="0"/>
-        <w:ind w:left="1440"/>
-      </w:pPr>
-      <w:r>
-        <w:t>• for loop</w:t>
-      </w:r>
-    </w:p>
-    <w:p>
-      <w:pPr>
-        <w:spacing w:after="0"/>
-        <w:ind w:left="1440"/>
-      </w:pPr>
-      <w:r>
-        <w:t>• while loop</w:t>
+        <w:t>Loop Control</w:t>
+      </w:r>
+    </w:p>
+    <w:p>
+      <w:pPr>
+        <w:spacing w:after="0"/>
+        <w:ind w:left="1440"/>
+      </w:pPr>
+      <w:r>
+        <w:t>• break</w:t>
+      </w:r>
+    </w:p>
+    <w:p>
+      <w:pPr>
+        <w:spacing w:after="0"/>
+        <w:ind w:left="1440"/>
+      </w:pPr>
+      <w:r>
+        <w:t>• continue</w:t>
+      </w:r>
+    </w:p>
+    <w:p>
+      <w:pPr>
+        <w:spacing w:after="0"/>
+        <w:ind w:left="1440"/>
+      </w:pPr>
+      <w:r>
+        <w:t>• pass</w:t>
       </w:r>
     </w:p>
     <w:p>
@@ -2637,57 +2601,28 @@
           <w:b/>
           <w:bCs/>
         </w:rPr>
-        <w:t>Loop Control</w:t>
-      </w:r>
-    </w:p>
-    <w:p>
-      <w:pPr>
-        <w:spacing w:after="0"/>
-        <w:ind w:left="1440"/>
-      </w:pPr>
-      <w:r>
-        <w:t>• break</w:t>
-      </w:r>
-    </w:p>
-    <w:p>
-      <w:pPr>
-        <w:spacing w:after="0"/>
-        <w:ind w:left="1440"/>
-      </w:pPr>
-      <w:r>
-        <w:t>• continue</w:t>
-      </w:r>
-    </w:p>
-    <w:p>
-      <w:pPr>
-        <w:spacing w:after="0"/>
-        <w:ind w:left="1440"/>
-      </w:pPr>
-      <w:r>
-        <w:t>• pass</w:t>
+        <w:t>List Comprehensions Introduction</w:t>
       </w:r>
     </w:p>
     <w:p>
       <w:pPr>
         <w:spacing w:after="0"/>
         <w:ind w:left="720"/>
-        <w:rPr>
-          <w:b/>
-          <w:bCs/>
-        </w:rPr>
-      </w:pPr>
-      <w:r>
-        <w:rPr>
-          <w:b/>
-          <w:bCs/>
-        </w:rPr>
-        <w:t>List Comprehensions Introduction</w:t>
+      </w:pPr>
+      <w:r>
+        <w:t>It is a concise way to create a new list from an existing sequence or range.</w:t>
       </w:r>
     </w:p>
     <w:p>
       <w:pPr>
         <w:spacing w:after="0"/>
         <w:ind w:left="720"/>
+      </w:pPr>
+    </w:p>
+    <w:p>
+      <w:pPr>
+        <w:spacing w:after="0"/>
+        <w:ind w:left="720"/>
         <w:rPr>
           <w:b/>
           <w:bCs/>
@@ -2720,6 +2655,9 @@
       <w:pPr>
         <w:spacing w:after="0"/>
         <w:ind w:left="1440"/>
+        <w:rPr>
+          <w:color w:val="EE0000"/>
+        </w:rPr>
       </w:pPr>
       <w:r>
         <w:rPr>
@@ -2728,7 +2666,13 @@
         <w:t>▸</w:t>
       </w:r>
       <w:r>
-        <w:t xml:space="preserve"> Multiplication tables</w:t>
+        <w:t xml:space="preserve"> </w:t>
+      </w:r>
+      <w:r>
+        <w:rPr>
+          <w:color w:val="EE0000"/>
+        </w:rPr>
+        <w:t>Multiplication tables</w:t>
       </w:r>
     </w:p>
     <w:p>
